--- a/klagomål/A 16664-2026 FSC-klagomål.docx
+++ b/klagomål/A 16664-2026 FSC-klagomål.docx
@@ -693,7 +693,7 @@
     <w:r>
       <w:tab/>
       <w:tab/>
-      <w:t>2026-04-01</w:t>
+      <w:t>2026-04-02</w:t>
       <w:br/>
       <w:br/>
     </w:r>

--- a/klagomål/A 16664-2026 FSC-klagomål.docx
+++ b/klagomål/A 16664-2026 FSC-klagomål.docx
@@ -693,7 +693,7 @@
     <w:r>
       <w:tab/>
       <w:tab/>
-      <w:t>2026-04-02</w:t>
+      <w:t>2026-04-03</w:t>
       <w:br/>
       <w:br/>
     </w:r>

--- a/klagomål/A 16664-2026 FSC-klagomål.docx
+++ b/klagomål/A 16664-2026 FSC-klagomål.docx
@@ -693,7 +693,7 @@
     <w:r>
       <w:tab/>
       <w:tab/>
-      <w:t>2026-04-03</w:t>
+      <w:t>2026-04-04</w:t>
       <w:br/>
       <w:br/>
     </w:r>

--- a/klagomål/A 16664-2026 FSC-klagomål.docx
+++ b/klagomål/A 16664-2026 FSC-klagomål.docx
@@ -693,7 +693,7 @@
     <w:r>
       <w:tab/>
       <w:tab/>
-      <w:t>2026-04-04</w:t>
+      <w:t>2026-04-05</w:t>
       <w:br/>
       <w:br/>
     </w:r>

--- a/klagomål/A 16664-2026 FSC-klagomål.docx
+++ b/klagomål/A 16664-2026 FSC-klagomål.docx
@@ -693,7 +693,7 @@
     <w:r>
       <w:tab/>
       <w:tab/>
-      <w:t>2026-04-05</w:t>
+      <w:t>2026-04-06</w:t>
       <w:br/>
       <w:br/>
     </w:r>

--- a/klagomål/A 16664-2026 FSC-klagomål.docx
+++ b/klagomål/A 16664-2026 FSC-klagomål.docx
@@ -693,7 +693,7 @@
     <w:r>
       <w:tab/>
       <w:tab/>
-      <w:t>2026-04-06</w:t>
+      <w:t>2026-04-07</w:t>
       <w:br/>
       <w:br/>
     </w:r>

--- a/klagomål/A 16664-2026 FSC-klagomål.docx
+++ b/klagomål/A 16664-2026 FSC-klagomål.docx
@@ -693,7 +693,7 @@
     <w:r>
       <w:tab/>
       <w:tab/>
-      <w:t>2026-04-07</w:t>
+      <w:t>2026-04-08</w:t>
       <w:br/>
       <w:br/>
     </w:r>

--- a/klagomål/A 16664-2026 FSC-klagomål.docx
+++ b/klagomål/A 16664-2026 FSC-klagomål.docx
@@ -693,7 +693,7 @@
     <w:r>
       <w:tab/>
       <w:tab/>
-      <w:t>2026-04-08</w:t>
+      <w:t>2026-04-09</w:t>
       <w:br/>
       <w:br/>
     </w:r>

--- a/klagomål/A 16664-2026 FSC-klagomål.docx
+++ b/klagomål/A 16664-2026 FSC-klagomål.docx
@@ -693,7 +693,7 @@
     <w:r>
       <w:tab/>
       <w:tab/>
-      <w:t>2026-04-09</w:t>
+      <w:t>2026-04-10</w:t>
       <w:br/>
       <w:br/>
     </w:r>

--- a/klagomål/A 16664-2026 FSC-klagomål.docx
+++ b/klagomål/A 16664-2026 FSC-klagomål.docx
@@ -173,7 +173,7 @@
     </w:p>
     <w:p>
       <w:r>
-        <w:t>Nedan presenteras fynd av naturvårdsarter och fridlysta arter som gjorts i det avverkningsanmälda området, samt relevanta utdrag ur standarderna för FSC, Chain of Custody, Controlled Wood och PEFC.</w:t>
+        <w:t>Nedan presenteras fynd av naturvårdsarter och fridlysta arter som gjorts i det avverkningsanmälda området, samt relevanta utdrag ur standarderna för FSC, Chain of Custody, Controlled Wood och PEFC. I BILAGA 1 finns artfakta om fridlysta arter.</w:t>
       </w:r>
     </w:p>
     <w:p>
@@ -191,7 +191,7 @@
     </w:p>
     <w:p>
       <w:r>
-        <w:t>I avverkningsanmälan har följande 1 naturvårdsarter hittats: blåsippa (§9). För fridlysta arter anges även paragrafen i Artskyddsförordningen som arten är fridlyst enligt.</w:t>
+        <w:t>I avverkningsanmälan har följande 8 naturvårdsarter hittats: spillkråka (NT, §4), blek stjärnmossa (S), fällmossa (S), grön sköldmossa (S, §8), guldlockmossa (S), platt fjädermossa (S), stubbspretmossa (S) och blåsippa (§9). Av dessa är 1 rödlistade. För rödlistade arter har rödlistekategorin angivits inom parentes. Arter som är signalarter enligt Skogsstyrelsen har markerats med (S). För fridlysta arter anges även paragrafen i Artskyddsförordningen som arten är fridlyst enligt.</w:t>
       </w:r>
     </w:p>
     <w:p>
@@ -206,7 +206,7 @@
       <w:r>
         <w:drawing>
           <wp:inline xmlns:a="http://schemas.openxmlformats.org/drawingml/2006/main" xmlns:pic="http://schemas.openxmlformats.org/drawingml/2006/picture">
-            <wp:extent cx="5486400" cy="6675016"/>
+            <wp:extent cx="5486400" cy="6509254"/>
             <wp:docPr id="1" name="Picture 1"/>
             <wp:cNvGraphicFramePr>
               <a:graphicFrameLocks noChangeAspect="1"/>
@@ -227,7 +227,7 @@
                   <pic:spPr>
                     <a:xfrm>
                       <a:off x="0" y="0"/>
-                      <a:ext cx="5486400" cy="6675016"/>
+                      <a:ext cx="5486400" cy="6509254"/>
                     </a:xfrm>
                     <a:prstGeom prst="rect"/>
                   </pic:spPr>
@@ -247,45 +247,148 @@
       </w:r>
     </w:p>
     <w:p>
-      <w:pPr>
-        <w:pStyle w:val="Heading1"/>
-      </w:pPr>
-      <w:r>
-        <w:t>Fridlysta arter</w:t>
-      </w:r>
-    </w:p>
-    <w:p>
-      <w:r>
-        <w:t>Följande fridlysta arter har sina livsmiljöer och växtplatser i den avverkningsanmälda skogen: blåsippa (§9).</w:t>
-      </w:r>
-    </w:p>
-    <w:p>
       <w:r>
         <w:rPr>
           <w:b/>
         </w:rPr>
-        <w:t>Blåsippa (§9)</w:t>
-      </w:r>
-      <w:r>
-        <w:t xml:space="preserve"> är typisk art för </w:t>
+        <w:t>Blek stjärnmossa</w:t>
+      </w:r>
+      <w:r>
+        <w:t xml:space="preserve"> påträffas på skuggiga och något fuktiga platser i skog, till exempel i fuktiga klippspringor, skrevor och håligheter. I strandskog växer den även på trädrötter och i branter på jord under till exempel hasselbuskar. Arten tycks trivas bäst i ädellövnaturskog samt i ädellövskog på kalkrik mark och i grönstensbranter. Artens miljöer brukar hysa flera ovanliga och rödlistade arter. Blek stjärnmossa är typisk art för </w:t>
       </w:r>
       <w:r>
         <w:rPr>
           <w:i/>
         </w:rPr>
-        <w:t>9050 Näringsrik granskog, 9020 Nordlig ädellövskog</w:t>
-      </w:r>
-      <w:r>
-        <w:t xml:space="preserve"> och </w:t>
+        <w:t>9160 Näringsrik ekskog</w:t>
+      </w:r>
+      <w:r>
+        <w:t xml:space="preserve"> (SLU Artdatabanken, 2025; Nitare &amp; Skogsstyrelsen, 2019).</w:t>
+      </w:r>
+    </w:p>
+    <w:p>
+      <w:r>
+        <w:rPr>
+          <w:b/>
+        </w:rPr>
+        <w:t>Fällmossa</w:t>
+      </w:r>
+      <w:r>
+        <w:t xml:space="preserve"> indikerar i stort sett alltid områden med höga naturvärden, skog med lång kontinuitet, gamla träd, hög luftfuktighet och stabila förhållanden. Sporkapslar finnar man enbart på extra skyddsvärda lokaler. Fällmossa är typisk art för </w:t>
       </w:r>
       <w:r>
         <w:rPr>
           <w:i/>
         </w:rPr>
-        <w:t>8240 Karsthällmarker</w:t>
-      </w:r>
-      <w:r>
-        <w:t xml:space="preserve"> (SLU Artdatabanken, 2025).</w:t>
+        <w:t xml:space="preserve">9020 Nordlig ädellövskog, 9110 Näringsfattig bokskog, 9130 Näringsrik bokskog, 9160 Näringsrik ekskog, 9180 Ädellövskog i branter </w:t>
+      </w:r>
+      <w:r>
+        <w:t>och</w:t>
+      </w:r>
+      <w:r>
+        <w:rPr>
+          <w:i/>
+        </w:rPr>
+        <w:t xml:space="preserve"> 9190 Näringsfattig ekskog</w:t>
+      </w:r>
+      <w:r>
+        <w:t xml:space="preserve"> (SLU Artdatabanken, 2024; Nitare &amp; Skogsstyrelsen, 2019).</w:t>
+      </w:r>
+    </w:p>
+    <w:p>
+      <w:r>
+        <w:rPr>
+          <w:b/>
+        </w:rPr>
+        <w:t>Guldlockmossa</w:t>
+      </w:r>
+      <w:r>
+        <w:t xml:space="preserve"> växer på solexponerade, basiska klippor och block samt på skrovlig bark vid basen av ädellövträd med rik bark, ofta på gamla ekar, bokar och andra ädellövträd som står öppet i bryn. Särskilt högt signalvärde har den i norra Sverige där den sällsynt kan påträffas i sydväxtberg på klippor med basiska bergarter. Guldlockmossa är typisk art för </w:t>
+      </w:r>
+      <w:r>
+        <w:rPr>
+          <w:i/>
+        </w:rPr>
+        <w:t xml:space="preserve">9110 Näringsfattig bokskog, 9160 Näringsrik ekskog, 9180 Ädellövskog i branter </w:t>
+      </w:r>
+      <w:r>
+        <w:t xml:space="preserve">och </w:t>
+      </w:r>
+      <w:r>
+        <w:rPr>
+          <w:i/>
+        </w:rPr>
+        <w:t xml:space="preserve">9190 Näringsfattig ekskog </w:t>
+      </w:r>
+      <w:r>
+        <w:t>(Nitare &amp; Skogsstyrelsen, 2019; SLU Artdatabanken, 2025).</w:t>
+      </w:r>
+    </w:p>
+    <w:p>
+      <w:r>
+        <w:rPr>
+          <w:b/>
+        </w:rPr>
+        <w:t xml:space="preserve">Platt fjädermossa </w:t>
+      </w:r>
+      <w:r>
+        <w:t>växer på såväl trädstammar (särskilt bok och andra ädla lövträd) som klippor (helst basiska bergarter). Norrut förekommer den endast på basiska klippor. Rika förekomster och fynd med sporkapslar indikerar höga naturvärden och en artrik mossbiotop.</w:t>
+      </w:r>
+      <w:r>
+        <w:rPr>
+          <w:b/>
+        </w:rPr>
+        <w:t xml:space="preserve"> </w:t>
+      </w:r>
+      <w:r>
+        <w:t xml:space="preserve">Platt fjädermossa är typisk art för </w:t>
+      </w:r>
+      <w:r>
+        <w:rPr>
+          <w:i/>
+        </w:rPr>
+        <w:t>9010 Taiga,</w:t>
+      </w:r>
+      <w:r>
+        <w:t xml:space="preserve"> </w:t>
+      </w:r>
+      <w:r>
+        <w:rPr>
+          <w:i/>
+        </w:rPr>
+        <w:t>9020 Nordlig ädellövskog, 9110 Näringsfattig bokskog, 9130 Näringsrik bokskog, 9160 Näringsrik ekskog, 9180 Ädellövskog i branter</w:t>
+      </w:r>
+      <w:r>
+        <w:t xml:space="preserve"> och</w:t>
+      </w:r>
+      <w:r>
+        <w:rPr>
+          <w:i/>
+        </w:rPr>
+        <w:t xml:space="preserve"> 9190 Näringsfattig ekskog </w:t>
+      </w:r>
+      <w:r>
+        <w:t>(Nitare &amp; Skogsstyrelsen, 2019; SLU Artdatabanken, 2025).</w:t>
+      </w:r>
+    </w:p>
+    <w:p>
+      <w:r>
+        <w:rPr>
+          <w:b/>
+        </w:rPr>
+        <w:t>Stubbspretmossa</w:t>
+      </w:r>
+      <w:r>
+        <w:t xml:space="preserve"> växer på ved i rika löv- och barrskogar med relativt hög luftfuktighet och indikerar fuktiga skogsmiljöer med gott om murken ved och ofta höga naturvärden. Stubbspretmossa är typisk art för </w:t>
+      </w:r>
+      <w:r>
+        <w:rPr>
+          <w:i/>
+        </w:rPr>
+        <w:t>9020 Nordlig ädellövskog</w:t>
+      </w:r>
+      <w:r>
+        <w:t xml:space="preserve"> (SLU Artdatabanken, 2024).</w:t>
       </w:r>
     </w:p>
     <w:p>
@@ -293,6 +396,125 @@
         <w:pStyle w:val="Heading1"/>
       </w:pPr>
       <w:r>
+        <w:t>Fridlysta arter</w:t>
+      </w:r>
+    </w:p>
+    <w:p>
+      <w:r>
+        <w:t>Följande fridlysta arter har sina livsmiljöer och växtplatser i den avverkningsanmälda skogen: spillkråka (NT, §4), grön sköldmossa (S, §8) och blåsippa (§9).</w:t>
+      </w:r>
+    </w:p>
+    <w:p>
+      <w:r>
+        <w:t xml:space="preserve">Observera att medlemsländerna är skyldiga att agera i enlighet med EU:s fågeldirektiv där det uttryckligen står att direktivet gäller för fåglar samt för deras ägg, bon och </w:t>
+      </w:r>
+      <w:r>
+        <w:rPr>
+          <w:b/>
+        </w:rPr>
+        <w:t xml:space="preserve">livsmiljöer </w:t>
+      </w:r>
+      <w:r>
+        <w:t>(artikel 1). Vidare att de åtgärder som vidtas inte får leda till en försämring av den nuvarande situationen beträffande bevarandet av de fågelarter som avses i artikel 1 (artikel 13). Fågeldirektivet är styrande för tillsynsansvariga myndigheters ärendehantering, ställningstaganden och beslutsfattande.</w:t>
+      </w:r>
+    </w:p>
+    <w:p>
+      <w:r>
+        <w:rPr>
+          <w:b/>
+        </w:rPr>
+        <w:t>Blåsippa (§9)</w:t>
+      </w:r>
+      <w:r>
+        <w:t xml:space="preserve"> är typisk art för </w:t>
+      </w:r>
+      <w:r>
+        <w:rPr>
+          <w:i/>
+        </w:rPr>
+        <w:t>9050 Näringsrik granskog, 9020 Nordlig ädellövskog</w:t>
+      </w:r>
+      <w:r>
+        <w:t xml:space="preserve"> och </w:t>
+      </w:r>
+      <w:r>
+        <w:rPr>
+          <w:i/>
+        </w:rPr>
+        <w:t>8240 Karsthällmarker</w:t>
+      </w:r>
+      <w:r>
+        <w:t xml:space="preserve"> (SLU Artdatabanken, 2025).</w:t>
+      </w:r>
+    </w:p>
+    <w:p>
+      <w:r>
+        <w:rPr>
+          <w:b/>
+        </w:rPr>
+        <w:t>Grön sköldmossa (§8)</w:t>
+      </w:r>
+      <w:r>
+        <w:t xml:space="preserve"> är typisk art för </w:t>
+      </w:r>
+      <w:r>
+        <w:rPr>
+          <w:i/>
+        </w:rPr>
+        <w:t xml:space="preserve">9010 Taiga </w:t>
+      </w:r>
+      <w:r>
+        <w:t>och</w:t>
+      </w:r>
+      <w:r>
+        <w:rPr>
+          <w:i/>
+        </w:rPr>
+        <w:t xml:space="preserve"> 9750 Svämlövskog</w:t>
+      </w:r>
+      <w:r>
+        <w:t xml:space="preserve"> och omfattas av EU:s art- och habitatdirektiv bilaga 2 vilket innebär att det finns ett uttalat intresse inom Europeiska unionen att bevara arten. Grön sköldmossa kräver skog som har ett speciellt mikroklimat med hög och jämn luftfuktighet i kombination med rik tillgång på död ved (Nitare &amp; Skogsstyrelsen, 2019; SLU Artdatabanken, 2025). I praktiken handlar det om åtminstone 50 meter med skyddande skog för att undvika uttorkning av marken (Hallingbäck, personligt meddelande 2022-02-24). Grön sköldmossa är en ansvarsart för Sverige då en särskilt stor andel av Europas population finns i landet. Mark- och miljööverdomstolen (MÖD) har i mål nr M 2019-20 (18 februari 2019) slagit fast att grön sköldmossa (§8) är dispenspliktig och att exemplar av arten inte får skadas utan dispens (MÖD, mål nr M 2019-20).</w:t>
+      </w:r>
+    </w:p>
+    <w:p>
+      <w:r>
+        <w:rPr>
+          <w:b/>
+        </w:rPr>
+        <w:t>Spillkråka (§4)</w:t>
+      </w:r>
+      <w:r>
+        <w:t xml:space="preserve"> omfattas av bilaga 1 i EU:s fågeldirektiv och är typisk art för </w:t>
+      </w:r>
+      <w:r>
+        <w:rPr>
+          <w:i/>
+        </w:rPr>
+        <w:t xml:space="preserve">9010 Taiga </w:t>
+      </w:r>
+      <w:r>
+        <w:t>och</w:t>
+      </w:r>
+      <w:r>
+        <w:rPr>
+          <w:i/>
+        </w:rPr>
+        <w:t xml:space="preserve"> 9740 Skogsbevuxen myr</w:t>
+      </w:r>
+      <w:r>
+        <w:t>. Den behöver grova träd, främst tall, asp och bok som boträd. Skogsbruk med korta omloppstider och täta, homogena ungskogar utgör det största hotet. Spillkråka är en nyckelart i skogliga miljöer vars övergivna bohål utnyttjas av flera andra hålhäckande fågelarter och fladdermöss, däribland pärluggla (EN, §4), knipa (§4), salskrake (§4) och skogsduva (§4). Hökuggla (VU, §4) och slaguggla (§4) häckar ofta i högstubbar som brutits av i höjd med ett gammalt spillkråkebo (SLU Artdatabanken, 2026; Skogsstyrelsen, 2016).</w:t>
+      </w:r>
+    </w:p>
+    <w:p>
+      <w:r>
+        <w:t>I BILAGA 1 finns mer detaljerad information om ekologi samt krav på livsmiljö hos fridlysta arter.</w:t>
+      </w:r>
+    </w:p>
+    <w:p>
+      <w:pPr>
+        <w:pStyle w:val="Heading1"/>
+      </w:pPr>
+      <w:r>
         <w:t>Certifiering</w:t>
       </w:r>
     </w:p>
@@ -340,6 +562,22 @@
       <w:r>
         <w:t>I den avverkningsanmälda skogen har fridlysta arter sina livsmiljöer och växtplatser. Att skada de fridlysta arternas livsmiljöer, växtplatser eller ekologiska funktion är inte tillåtet enligt artskyddsförordningen.</w:t>
       </w:r>
+      <w:r>
+        <w:rPr>
+          <w:i/>
+        </w:rPr>
+        <w:t xml:space="preserve"> EU:s medlemsländer och skogsbolag är skyldiga att agera i enlighet med EU:s fågeldirektiv där det uttryckligen står att direktivet gäller för fåglar samt för deras ägg, bon och </w:t>
+      </w:r>
+      <w:r>
+        <w:rPr>
+          <w:b/>
+          <w:i/>
+        </w:rPr>
+        <w:t xml:space="preserve">livsmiljöer </w:t>
+      </w:r>
+      <w:r>
+        <w:t>(artikel 1). Vidare att de åtgärder som vidtas inte får leda till en försämring av den nuvarande situationen beträffande bevarandet av de fågelarter som avses i artikel 1 (artikel 13).</w:t>
+      </w:r>
     </w:p>
     <w:p>
       <w:r>
@@ -378,7 +616,7 @@
         <w:rPr>
           <w:i/>
         </w:rPr>
-        <w:t>I det avverkningsanmälda skogsområdet har 1 naturvårdsarter varav 0 rödlistade arter sina livsmiljöer och växtplatser.</w:t>
+        <w:t>I det avverkningsanmälda skogsområdet har 8 naturvårdsarter varav 1 rödlistade arter sina livsmiljöer och växtplatser.</w:t>
       </w:r>
     </w:p>
     <w:p>
@@ -563,6 +801,280 @@
           <w:i/>
         </w:rPr>
         <w:t>I den avverkningsanmälda skogen har fridlysta arter sina livsmiljöer och växtplatser. Att skada de fridlysta arternas livsmiljöer, växtplatser eller ekologiska funktion är inte tillåtet enligt artskyddsförordningen</w:t>
+      </w:r>
+    </w:p>
+    <w:p>
+      <w:r>
+        <w:br w:type="page"/>
+      </w:r>
+    </w:p>
+    <w:p>
+      <w:pPr>
+        <w:pStyle w:val="Title"/>
+      </w:pPr>
+      <w:r>
+        <w:t>BILAGA 1 – Fridlysta arter</w:t>
+      </w:r>
+    </w:p>
+    <w:p>
+      <w:pPr>
+        <w:pStyle w:val="Heading1"/>
+      </w:pPr>
+      <w:r>
+        <w:t>Grön sköldmossa – ekologi samt krav på livsmiljön</w:t>
+      </w:r>
+    </w:p>
+    <w:p>
+      <w:r>
+        <w:t>Grön sköldmossa (§8) växer på stubbar och lågor av olika trädslag, huvudsakligen i sena nedbrytningsstadier. Den förekommer främst i näringsrika granskogar med stort inslag av löv, arten är kortlivad och antalet kapslar varierar kraftigt mellan olika år. Grön sköldmossa kräver skog som har ett speciellt mikroklimat med hög och jämn luftfuktighet i kombination med rik tillgång på död ved (SLU Artdatabanken, 2021; Nitare &amp; Skogsstyrelsen, 2019).</w:t>
+      </w:r>
+    </w:p>
+    <w:p>
+      <w:r>
+        <w:t>Arten har sin huvudutbredning i sydöstra Sverige. Allvarligaste hoten är skogsavverkning och brist på död ved. Brist på naturligt döda träd i dagens produktionsskogar gör att arten blir allt sällsyntare (Hallingbäck, 2016). Död ved i större mängd bör lämnas och träd tillåtas åldras och dö för att skapa kontinuerlig tillgång på livsmiljöer. Träd och livsmiljö bör skyddas genom att lämna trädgrupper, ytor eller zoner (SLU Artdatabanken, 2021). I praktiken handlar det om åtminstone 50 meter med skyddande skog för att undvika uttorkning av marken (Hallingbäck, personligt meddelande 2022-02-24).</w:t>
+      </w:r>
+    </w:p>
+    <w:p>
+      <w:r>
+        <w:t xml:space="preserve">Grön sköldmossa är typisk art för </w:t>
+      </w:r>
+      <w:r>
+        <w:rPr>
+          <w:i/>
+        </w:rPr>
+        <w:t xml:space="preserve">9010 Taiga </w:t>
+      </w:r>
+      <w:r>
+        <w:t>och</w:t>
+      </w:r>
+      <w:r>
+        <w:rPr>
+          <w:i/>
+        </w:rPr>
+        <w:t xml:space="preserve"> 9750 Svämlövskog</w:t>
+      </w:r>
+      <w:r>
+        <w:t>, fridlyst enligt 8§ artskyddsförordningen och upptagen i EU:s Habitatdirektiv bilaga 2 vilket innebär att det finns ett uttalat intresse inom Europeiska unionen att bevara arten. Grön sköldmossa är en ansvarsart för Sverige då en särskilt stor andel av Europas population finns i landet. Förutom i östra Sverige har arten inga större sammanhängande utbredningar med gynnsam bevarandestatus söderut i Europa förrän i Montenegro. Det finns enbart liten förekomst med gynnsam regional bevarandestatus i södra Frankrike och södra Polen. Fridlysningen enligt §§ 8 och 15 Artskyddsförordningen innebär att det är förbjudet att på något sätt skada exemplar av arten, se artskyddsförordningen (2007:845):</w:t>
+      </w:r>
+    </w:p>
+    <w:p>
+      <w:pPr>
+        <w:pStyle w:val="ListBullet"/>
+      </w:pPr>
+      <w:r>
+        <w:t>8 § I fråga om sådana vilt levande kärlväxter, mossor, lavar, svampar och alger som anges i bilaga 2 till denna förordning är det förbjudet att i den omfattning som framgår av bilagan 1. plocka, gräva upp eller på annat sätt ta bort eller skada exemplar av växterna, och 2. ta bort eller skada frön eller andra delar.</w:t>
+      </w:r>
+    </w:p>
+    <w:p>
+      <w:pPr>
+        <w:pStyle w:val="ListBullet"/>
+      </w:pPr>
+      <w:r>
+        <w:t>15 § Länsstyrelsen får i det enskilda fallet ge dispens från förbuden i 6, 8 och 9 §§ som avser länet eller del av länet, om det inte finns någon annan lämplig lösning och dispensen inte försvårar upprätthållandet av en gynnsam bevarandestatus hos artens bestånd i dess naturliga utbredningsområde.</w:t>
+      </w:r>
+    </w:p>
+    <w:p>
+      <w:r>
+        <w:t>Grön sköldmossa är även listad som B i Artskyddsförordningen vilket innebär att den är en art av unionsintresse:</w:t>
+      </w:r>
+    </w:p>
+    <w:p>
+      <w:pPr>
+        <w:pStyle w:val="ListBullet"/>
+      </w:pPr>
+      <w:r>
+        <w:t>B: Arten har enligt fågeldirektivet eller art- och habitatdirektivet ett sådant unionsintresse att särskilda skyddsområden (fågeldirektivet) eller bevarandeområden (art- och habitatdirektivet) behöver utses. Arten finns upptagen i bilaga 2 till art- och habitatdirektivet.</w:t>
+      </w:r>
+    </w:p>
+    <w:p>
+      <w:r>
+        <w:t>Mark- och miljööverdomstolen (MÖD) har i mål nr M 2019-20 (18 februari 2019) slagit fast att grön sköldmossa (§8) är dispenspliktig och att exemplar av arten inte får skadas utan dispens (MÖD, mål nr M 2019-20).</w:t>
+      </w:r>
+    </w:p>
+    <w:p>
+      <w:r>
+        <w:t>Hallingbäck, personligt meddelande 2022-02-24</w:t>
+      </w:r>
+    </w:p>
+    <w:p>
+      <w:pPr>
+        <w:jc w:val="left"/>
+      </w:pPr>
+      <w:r>
+        <w:t>Från: Tomas Hallingbäck &lt;Tomas.Hallingback@slu.se&gt;</w:t>
+        <w:br/>
+        <w:t>Date: tors 24 feb. 2022 kl 17:49</w:t>
+        <w:br/>
+        <w:t>Subject: Re: Grön sköldmossa</w:t>
+        <w:br/>
+        <w:t>To: Magnus Kasselstrand &lt;magnus.kasselstrand@gmail.com&gt;</w:t>
+      </w:r>
+    </w:p>
+    <w:p>
+      <w:r>
+        <w:t>Hej Magnus,</w:t>
+      </w:r>
+    </w:p>
+    <w:p>
+      <w:r>
+        <w:t>Tyvärr finns inga studier på just detta, men uttorkning av underlaget är en starkt negativ faktor för grön sköldmossa, och jag brukar hänvisa till lokalklimatiska studier som visar att skyddskappan för att förhindra uttorkning av marken ligger på minst tre trädlängder skog (för plan mark), kortare för kuperad terräng, och detta blir i praktiken åtminstone 50 meter.</w:t>
+      </w:r>
+    </w:p>
+    <w:p>
+      <w:r>
+        <w:t>MVH</w:t>
+        <w:br/>
+        <w:t>Tomas Hallingbäck</w:t>
+      </w:r>
+    </w:p>
+    <w:p>
+      <w:pPr>
+        <w:pStyle w:val="Heading2"/>
+      </w:pPr>
+      <w:r>
+        <w:t>Referenser – grön sköldmossa</w:t>
+      </w:r>
+    </w:p>
+    <w:p>
+      <w:r>
+        <w:t xml:space="preserve">Hallingbäck T., 2016. </w:t>
+      </w:r>
+      <w:r>
+        <w:rPr>
+          <w:i/>
+        </w:rPr>
+        <w:t xml:space="preserve">Mossor en fältguide. </w:t>
+      </w:r>
+      <w:r>
+        <w:t>Naturcentrum.</w:t>
+      </w:r>
+    </w:p>
+    <w:p>
+      <w:r>
+        <w:t xml:space="preserve">Hallingbäck T., 2022. </w:t>
+      </w:r>
+      <w:r>
+        <w:rPr>
+          <w:i/>
+        </w:rPr>
+        <w:t xml:space="preserve">Personligt meddelande 2022-02-24. </w:t>
+      </w:r>
+      <w:r>
+        <w:t>SLU Artdatabanken.</w:t>
+      </w:r>
+    </w:p>
+    <w:p>
+      <w:r>
+        <w:t xml:space="preserve">Mark- och miljööverdomstolen. </w:t>
+      </w:r>
+      <w:r>
+        <w:rPr>
+          <w:i/>
+        </w:rPr>
+        <w:t xml:space="preserve">Dom 18 februari 2019 i mål nr M 2019-20 </w:t>
+      </w:r>
+      <w:r>
+        <w:t>(MÖD, mål nr M 2019-20)</w:t>
+      </w:r>
+    </w:p>
+    <w:p>
+      <w:r>
+        <w:t xml:space="preserve">Nitare, J., 2019. </w:t>
+      </w:r>
+      <w:r>
+        <w:rPr>
+          <w:i/>
+        </w:rPr>
+        <w:t xml:space="preserve">Skyddsvärd skog – Naturvårdsarter och andra kriterier för naturvärdesbedömning. </w:t>
+      </w:r>
+      <w:r>
+        <w:t>Skogsstyrelsen.</w:t>
+      </w:r>
+    </w:p>
+    <w:p>
+      <w:r>
+        <w:t xml:space="preserve">SLU Artdatabanken, 2021. </w:t>
+      </w:r>
+      <w:r>
+        <w:rPr>
+          <w:i/>
+        </w:rPr>
+        <w:t xml:space="preserve">Artfaktablad. Naturvård – artfakta. </w:t>
+      </w:r>
+      <w:r>
+        <w:t>SLU Artdatabanken, Uppsala</w:t>
+      </w:r>
+    </w:p>
+    <w:p>
+      <w:pPr>
+        <w:pStyle w:val="Heading1"/>
+      </w:pPr>
+      <w:r>
+        <w:t>Spillkråka – ekologi samt krav på livsmiljön</w:t>
+      </w:r>
+    </w:p>
+    <w:p>
+      <w:r>
+        <w:t xml:space="preserve">Spillkråka (§4) ingår i bilaga 1 EU:s fågeldirektiv och är typisk art för </w:t>
+      </w:r>
+      <w:r>
+        <w:rPr>
+          <w:i/>
+        </w:rPr>
+        <w:t xml:space="preserve">9010 Taiga </w:t>
+      </w:r>
+      <w:r>
+        <w:t>och</w:t>
+      </w:r>
+      <w:r>
+        <w:rPr>
+          <w:i/>
+        </w:rPr>
+        <w:t xml:space="preserve"> 9740 Skogsbevuxen myr</w:t>
+      </w:r>
+      <w:r>
+        <w:t>. Den lever i både barr- och blandskog liksom i ren lövskog. De tätaste populationerna tenderar att finnas i äldre, variationsrik blandskog med gott om död ved och gamla träd. Varje par utnyttjar 400–1000 hektar skog beroende på skogens kvalitet. Skogsbruk med korta omloppstider och täta, homogena ungskogar utgör det största hotet (SLU Artdatabanken, 2026).</w:t>
+      </w:r>
+    </w:p>
+    <w:p>
+      <w:r>
+        <w:t>Spillkråka är en nyckelart i skogliga miljöer vars övergivna bohål utnyttjas av flera andra hålhäckande fågelarter och fladdermöss, däribland pärluggla (EN, §4), knipa (§4), salskrake (§4) och skogsduva (§4). Hökuggla (VU, §4) och slaguggla (§4) häckar ofta i högstubbar som brutits av i höjd med ett gammalt spillkråkebo (Skogsstyrelsen, 2016).</w:t>
+      </w:r>
+    </w:p>
+    <w:p>
+      <w:pPr>
+        <w:pStyle w:val="Heading2"/>
+      </w:pPr>
+      <w:r>
+        <w:t>Referenser – spillkråka</w:t>
+      </w:r>
+    </w:p>
+    <w:p>
+      <w:r>
+        <w:t xml:space="preserve">Skogsstyrelsen, 2016. </w:t>
+      </w:r>
+      <w:r>
+        <w:rPr>
+          <w:i/>
+        </w:rPr>
+        <w:t xml:space="preserve">Vägledning för hänsyn till spillkråka. </w:t>
+      </w:r>
+      <w:r>
+        <w:t>Vägledningar och kunskapsstöd artskydd – Skogsstyrelsen.</w:t>
+      </w:r>
+    </w:p>
+    <w:p>
+      <w:r>
+        <w:t xml:space="preserve">SLU Artdatabanken, 2026. </w:t>
+      </w:r>
+      <w:r>
+        <w:rPr>
+          <w:i/>
+        </w:rPr>
+        <w:t xml:space="preserve">Artfaktablad. Naturvård – artfakta. </w:t>
+      </w:r>
+      <w:r>
+        <w:t>SLU Artdatabanken, Uppsala.</w:t>
       </w:r>
     </w:p>
     <w:sectPr>
@@ -693,7 +1205,7 @@
     <w:r>
       <w:tab/>
       <w:tab/>
-      <w:t>2026-04-10</w:t>
+      <w:t>2026-04-11</w:t>
       <w:br/>
       <w:br/>
     </w:r>

--- a/klagomål/A 16664-2026 FSC-klagomål.docx
+++ b/klagomål/A 16664-2026 FSC-klagomål.docx
@@ -1205,7 +1205,7 @@
     <w:r>
       <w:tab/>
       <w:tab/>
-      <w:t>2026-04-11</w:t>
+      <w:t>2026-04-12</w:t>
       <w:br/>
       <w:br/>
     </w:r>

--- a/klagomål/A 16664-2026 FSC-klagomål.docx
+++ b/klagomål/A 16664-2026 FSC-klagomål.docx
@@ -191,7 +191,7 @@
     </w:p>
     <w:p>
       <w:r>
-        <w:t>I avverkningsanmälan har följande 8 naturvårdsarter hittats: spillkråka (NT, §4), blek stjärnmossa (S), fällmossa (S), grön sköldmossa (S, §8), guldlockmossa (S), platt fjädermossa (S), stubbspretmossa (S) och blåsippa (§9). Av dessa är 1 rödlistade. För rödlistade arter har rödlistekategorin angivits inom parentes. Arter som är signalarter enligt Skogsstyrelsen har markerats med (S). För fridlysta arter anges även paragrafen i Artskyddsförordningen som arten är fridlyst enligt.</w:t>
+        <w:t>I avverkningsanmälan har följande 10 naturvårdsarter hittats: spillkråka (NT, §4), blek stjärnmossa (S), fällmossa (S), grov baronmossa (S), grön sköldmossa (S, §8), guldlockmossa (S), platt fjädermossa (S), stubbspretmossa (S), trädporella (S) och blåsippa (§9). Av dessa är 1 rödlistade. För rödlistade arter har rödlistekategorin angivits inom parentes. Arter som är signalarter enligt Skogsstyrelsen har markerats med (S). För fridlysta arter anges även paragrafen i Artskyddsförordningen som arten är fridlyst enligt.</w:t>
       </w:r>
     </w:p>
     <w:p>
@@ -300,6 +300,35 @@
         <w:rPr>
           <w:b/>
         </w:rPr>
+        <w:t>Grov baronmossa</w:t>
+      </w:r>
+      <w:r>
+        <w:t xml:space="preserve"> är näringskrävande och kalkgynnad. Den växer mest i skuggig skogsmiljö, antingen i ädellövskog eller i bergbranter på relativt torra, men beskuggade bergväggar och block av basiska bergarter. Den växer även vid basen av solitära eller halvöppet stående gamla ädellövträd, bland annat på mycket gamla ekar och lindar, men också på ask, lönn, bok och alm. Grov baronmossa är typisk art för </w:t>
+      </w:r>
+      <w:r>
+        <w:rPr>
+          <w:i/>
+        </w:rPr>
+        <w:t xml:space="preserve">9020 Nordlig ädellövskog, 9130 Näringsrik bokskog, 9160 Näringsrik ekskog </w:t>
+      </w:r>
+      <w:r>
+        <w:t>och</w:t>
+      </w:r>
+      <w:r>
+        <w:rPr>
+          <w:i/>
+        </w:rPr>
+        <w:t xml:space="preserve"> 9180 Ädellövskog i branter</w:t>
+      </w:r>
+      <w:r>
+        <w:t xml:space="preserve"> (Nitare &amp; Skogsstyrelsen, 2019; SLU Artdatabanken, 2025).</w:t>
+      </w:r>
+    </w:p>
+    <w:p>
+      <w:r>
+        <w:rPr>
+          <w:b/>
+        </w:rPr>
         <w:t>Guldlockmossa</w:t>
       </w:r>
       <w:r>
@@ -389,6 +418,35 @@
       </w:r>
       <w:r>
         <w:t xml:space="preserve"> (SLU Artdatabanken, 2024).</w:t>
+      </w:r>
+    </w:p>
+    <w:p>
+      <w:r>
+        <w:rPr>
+          <w:b/>
+        </w:rPr>
+        <w:t xml:space="preserve">Trädporella </w:t>
+      </w:r>
+      <w:r>
+        <w:t xml:space="preserve">är i stora delar av landet en utmärkt signal på skog med höga naturvärden och ofta påträffas många ovanliga och rödlistade arter på dess lokaler. Den växer huvudsakligen på grova ädellövträd i skuggiga och fuktiga miljöer, främst i slutna ädellövskogar och bergbranter med inslag av kalk- eller grönsten. Trädporella är typisk art för </w:t>
+      </w:r>
+      <w:r>
+        <w:rPr>
+          <w:i/>
+        </w:rPr>
+        <w:t xml:space="preserve">9020 Nordlig ädellövskog, 9110 Näringsfattig bokskog, 9130 Näringsrik bokskog, 9160 Näringsrik ekskog, 9180 Ädellövskog i branter </w:t>
+      </w:r>
+      <w:r>
+        <w:t xml:space="preserve">och </w:t>
+      </w:r>
+      <w:r>
+        <w:rPr>
+          <w:i/>
+        </w:rPr>
+        <w:t xml:space="preserve">9190 Näringsfattig ekskog </w:t>
+      </w:r>
+      <w:r>
+        <w:t>(Nitare &amp; Skogsstyrelsen, 2019; SLU Artdatabanken, 2025).</w:t>
       </w:r>
     </w:p>
     <w:p>
@@ -616,7 +674,7 @@
         <w:rPr>
           <w:i/>
         </w:rPr>
-        <w:t>I det avverkningsanmälda skogsområdet har 8 naturvårdsarter varav 1 rödlistade arter sina livsmiljöer och växtplatser.</w:t>
+        <w:t>I det avverkningsanmälda skogsområdet har 10 naturvårdsarter varav 1 rödlistade arter sina livsmiljöer och växtplatser.</w:t>
       </w:r>
     </w:p>
     <w:p>
@@ -1205,7 +1263,7 @@
     <w:r>
       <w:tab/>
       <w:tab/>
-      <w:t>2026-04-12</w:t>
+      <w:t>2026-04-13</w:t>
       <w:br/>
       <w:br/>
     </w:r>

--- a/klagomål/A 16664-2026 FSC-klagomål.docx
+++ b/klagomål/A 16664-2026 FSC-klagomål.docx
@@ -173,7 +173,7 @@
     </w:p>
     <w:p>
       <w:r>
-        <w:t>Nedan presenteras fynd av naturvårdsarter och fridlysta arter som gjorts i det avverkningsanmälda området, samt relevanta utdrag ur standarderna för FSC, Chain of Custody, Controlled Wood och PEFC. I BILAGA 1 finns artfakta om fridlysta arter.</w:t>
+        <w:t>Nedan presenteras fynd av naturvårdsarter och fridlysta arter som gjorts i det avverkningsanmälda området, samt relevanta utdrag ur standarderna för FSC, Chain of Custody, Controlled Wood och PEFC. I BILAGA 1 finns artfakta om fridlysta och rödlistade arter.</w:t>
       </w:r>
     </w:p>
     <w:p>
@@ -191,7 +191,7 @@
     </w:p>
     <w:p>
       <w:r>
-        <w:t>I avverkningsanmälan har följande 10 naturvårdsarter hittats: spillkråka (NT, §4), blek stjärnmossa (S), fällmossa (S), grov baronmossa (S), grön sköldmossa (S, §8), guldlockmossa (S), platt fjädermossa (S), stubbspretmossa (S), trädporella (S) och blåsippa (§9). Av dessa är 1 rödlistade. För rödlistade arter har rödlistekategorin angivits inom parentes. Arter som är signalarter enligt Skogsstyrelsen har markerats med (S). För fridlysta arter anges även paragrafen i Artskyddsförordningen som arten är fridlyst enligt.</w:t>
+        <w:t>I avverkningsanmälan har följande 16 naturvårdsarter hittats: spillkråka (NT, §4), blek stjärnmossa (S), brandticka (S), fällmossa (S), grov baronmossa (S), grön sköldmossa (S, §8), guldlockmossa (S), mindre märgborre (S), platt fjädermossa (S), stubbspretmossa (S), sårläka (S), thomsons trägnagare (S), traslav (S), trädporella (S), vågbandad barkbock (S) och blåsippa (§9). Av dessa är 1 rödlistade. För rödlistade arter har rödlistekategorin angivits inom parentes. Arter som är signalarter enligt Skogsstyrelsen har markerats med (S). För fridlysta arter anges även paragrafen i Artskyddsförordningen som arten är fridlyst enligt.</w:t>
       </w:r>
     </w:p>
     <w:p>
@@ -206,7 +206,7 @@
       <w:r>
         <w:drawing>
           <wp:inline xmlns:a="http://schemas.openxmlformats.org/drawingml/2006/main" xmlns:pic="http://schemas.openxmlformats.org/drawingml/2006/picture">
-            <wp:extent cx="5486400" cy="6509254"/>
+            <wp:extent cx="5486400" cy="6444758"/>
             <wp:docPr id="1" name="Picture 1"/>
             <wp:cNvGraphicFramePr>
               <a:graphicFrameLocks noChangeAspect="1"/>
@@ -227,7 +227,7 @@
                   <pic:spPr>
                     <a:xfrm>
                       <a:off x="0" y="0"/>
-                      <a:ext cx="5486400" cy="6509254"/>
+                      <a:ext cx="5486400" cy="6444758"/>
                     </a:xfrm>
                     <a:prstGeom prst="rect"/>
                   </pic:spPr>
@@ -271,6 +271,17 @@
         <w:rPr>
           <w:b/>
         </w:rPr>
+        <w:t xml:space="preserve">Brandticka </w:t>
+      </w:r>
+      <w:r>
+        <w:t>förekommer främst i olikåldrig fuktig granskog med mycket död ved, ofta i kärrkanter eller vid bäckar på lokaler med hög luftfuktighet. Växer huvudsakligen på grova granlågor, någon enstaka gång på tall, asp eller björk, och verkar knuten till ved som först rötats av klibbticka. Arten var tidigare rödlistad men en sentida ökning, bland annat i barkborreangripna granplanteringar i sydligaste Skandinavien har förändrat hotbilden. Populationen i landet kan påverkas negativt av kalavverkning och ett skogsbruk som innebär att mängden grova granlågor minskar. Även dikning och gallring som leder till ett torrare mikroklimat på växtplatserna kan ha negativ inverkan. För att säkerställa en gynnsam bevarandestatus på sikt bör områdesskydd av artens livsmiljöer upprättas på ett sätt som tryggar livskraftiga populationer på landskapsnivå. Vid skogsbruk bör grov död ved och skyddszoner vid kärr och vattendrag lämnas, och träd tillåtas åldras och dö på ett sätt som skapar kontinuerlig tillgång på livsmiljöer (SLU Artdatabanken, 2025).</w:t>
+      </w:r>
+    </w:p>
+    <w:p>
+      <w:r>
+        <w:rPr>
+          <w:b/>
+        </w:rPr>
         <w:t>Fällmossa</w:t>
       </w:r>
       <w:r>
@@ -358,6 +369,35 @@
         <w:rPr>
           <w:b/>
         </w:rPr>
+        <w:t>Mindre märgborre</w:t>
+      </w:r>
+      <w:r>
+        <w:t xml:space="preserve"> är en signalart för tallskog med höga naturvärden och betraktas tillsammans med skarptandad barkborre som nyckelarter för ett antal sällsynta åtgärdsprogramsarter som är beroende av deras gångsystem. Bland dessa kan nämnas avlång barkborre (VU), </w:t>
+      </w:r>
+      <w:r>
+        <w:rPr>
+          <w:i/>
+        </w:rPr>
+        <w:t>Corticeus longulus</w:t>
+      </w:r>
+      <w:r>
+        <w:t xml:space="preserve"> (VU), tallgångbagge (VU), cholodkovskys bastborre (NT) och tallbarksvartbagge (NT). Den mindre märgborrens måsvingeliknande gnaggångar är lätta att känna igen och hittas ofta på grova tallgrenar på marken. Rika förekomster av främst mindre märgborre men även skarptandad barkborre är en signal för artrikedom och inventeringar har visat att det är i skogar med en naturlig självgallring som det skapas förutsättningar för dessa arter samt de efterföljande åtgärdsprogramsarterna. Tallskogar med stark förekomst av mindre märgborre och skarptandad barkborre bör avsättas som reservat. Generellt bör hänsyn tas vid slutavverkning av talldominerad skog så att avverkningsrester som gren- och toppdelar lämnas. Mindre märgborre är typisk art för </w:t>
+      </w:r>
+      <w:r>
+        <w:rPr>
+          <w:i/>
+        </w:rPr>
+        <w:t>9060 Åsbarrskog</w:t>
+      </w:r>
+      <w:r>
+        <w:t xml:space="preserve"> (SLU Artdatabanken, 2026; Pettersson, 2014; Hedgren, 2012; Gunnarsson m fl., 1999).</w:t>
+      </w:r>
+    </w:p>
+    <w:p>
+      <w:r>
+        <w:rPr>
+          <w:b/>
+        </w:rPr>
         <w:t xml:space="preserve">Platt fjädermossa </w:t>
       </w:r>
       <w:r>
@@ -425,6 +465,35 @@
         <w:rPr>
           <w:b/>
         </w:rPr>
+        <w:t>Sårläka (NT)</w:t>
+      </w:r>
+      <w:r>
+        <w:t xml:space="preserve"> växer på mullrik mark i skuggiga eller halvskuggiga lövskogar och lundar men också i örtrika kalkbarrskogar. Arten ingår i en exklusiv lundflora som bara uppträder i de allra rikaste kalkbarrskogarna söder om den biologiska norrlandsgränsen. I ädellövskogar och lundar är den också knuten till områden med en mycket rik mångfald av naturvårdsarter. Enligt Riksskogstaxeringens data förefaller den ha minskat kraftigt (&gt;50%) vilket troligen kan förklaras av det storskaliga skogsbruket med kalhyggen. Sårläka är typisk art för </w:t>
+      </w:r>
+      <w:r>
+        <w:rPr>
+          <w:i/>
+        </w:rPr>
+        <w:t xml:space="preserve">9050 Näringsrik granskog, 9020 Nordlig ädellövskog, 9130 Näringsrik bokskog </w:t>
+      </w:r>
+      <w:r>
+        <w:t xml:space="preserve">och </w:t>
+      </w:r>
+      <w:r>
+        <w:rPr>
+          <w:i/>
+        </w:rPr>
+        <w:t>9160 Näringsrik ekskog</w:t>
+      </w:r>
+      <w:r>
+        <w:t xml:space="preserve"> samt värdväxt för den rödlistade fjärilen sårläkeplattmal (NT) (SLU Artdatabanken, 2026; Nitare &amp; Skogsstyrelsen, 2019).</w:t>
+      </w:r>
+    </w:p>
+    <w:p>
+      <w:r>
+        <w:rPr>
+          <w:b/>
+        </w:rPr>
         <w:t xml:space="preserve">Trädporella </w:t>
       </w:r>
       <w:r>
@@ -447,6 +516,17 @@
       </w:r>
       <w:r>
         <w:t>(Nitare &amp; Skogsstyrelsen, 2019; SLU Artdatabanken, 2025).</w:t>
+      </w:r>
+    </w:p>
+    <w:p>
+      <w:r>
+        <w:rPr>
+          <w:b/>
+        </w:rPr>
+        <w:t xml:space="preserve">Vågbandad barkbock </w:t>
+      </w:r>
+      <w:r>
+        <w:t>är en långhorning vars larvutveckling sker under bark på nyligen döda stående barrträd, främst gran, mer undantagsvis på tall. Främst i stående träd, särskilt gamla, långsamvuxna granar med grov bark, även i grövre grenar, stubbar eller vindfällen. Arten är starkt knuten till naturskogsliknande granskogar, och gynnas av extrema torrsomrar som försvagar träden. Arten påverkas negativt av brist på kontinuitetsskog och en minskning av populationen pågår eller förväntas ske (SLU Artdatabanken, 2025).</w:t>
       </w:r>
     </w:p>
     <w:p>
@@ -674,7 +754,7 @@
         <w:rPr>
           <w:i/>
         </w:rPr>
-        <w:t>I det avverkningsanmälda skogsområdet har 10 naturvårdsarter varav 1 rödlistade arter sina livsmiljöer och växtplatser.</w:t>
+        <w:t>I det avverkningsanmälda skogsområdet har 16 naturvårdsarter varav 1 rödlistade arter sina livsmiljöer och växtplatser.</w:t>
       </w:r>
     </w:p>
     <w:p>
@@ -871,7 +951,9 @@
         <w:pStyle w:val="Title"/>
       </w:pPr>
       <w:r>
-        <w:t>BILAGA 1 – Fridlysta arter</w:t>
+        <w:t>BILAGA 1 –</w:t>
+        <w:br/>
+        <w:t>Fridlysta och rödlistade arter</w:t>
       </w:r>
     </w:p>
     <w:p>
@@ -1061,6 +1143,200 @@
       </w:r>
       <w:r>
         <w:t>SLU Artdatabanken, Uppsala</w:t>
+      </w:r>
+    </w:p>
+    <w:p>
+      <w:pPr>
+        <w:pStyle w:val="Heading1"/>
+      </w:pPr>
+      <w:r>
+        <w:t>Mindre märgborre – ekologi samt krav på livsmiljön</w:t>
+      </w:r>
+    </w:p>
+    <w:p>
+      <w:r>
+        <w:t xml:space="preserve">Mindre märgborre är en signalart för tallskog med höga naturvärden och kan lätt konstateras genom sina karaktäristiska måsvingeliknande gnagspår som ofta hittas på grova tallgrenar på marken. Mindre märgborre betraktas tillsammans med skarptandad barkborre som nyckelarter, eftersom en rad sällsynta efterföljande arter är beroende av deras gångsystem. Bland dessa kan nämnas åtgärdsprogramsarterna avlång barkborre (VU), </w:t>
+      </w:r>
+      <w:r>
+        <w:rPr>
+          <w:i/>
+        </w:rPr>
+        <w:t>Corticeus longulus</w:t>
+      </w:r>
+      <w:r>
+        <w:t xml:space="preserve"> (VU), tallgångbagge (VU), cholodkovskys bastborre (NT) och tallbarksvartbagge (NT) (Pettersson, 2014; Gunnarsson m fl., 1999).</w:t>
+      </w:r>
+    </w:p>
+    <w:p>
+      <w:r>
+        <w:t>Tallskogar tillhör de livsmiljöer som förändrats i stor skala, där många kvadratmil har omvandlats till unga produktionsskogar. I sådana skogar saknas förutsättningar för de ovannämnda sällsynta barkborrarna och alltmer kunskap tyder på att skogsbrukets omvandling av skogslandskapet, missgynnar åtgärdsprogrammets arter även inne i skyddade områden (Hedgren, 2012; Hedgren m.fl., 2010; Wikars m.fl., 2010; Wikars, 2009). Orsaken är sannolikt att dagens intensiva skogsbruk trivialiserar faunan på nydöda träd. Detta sker genom att generalister förökas upp i sådan grad i den brukade skogen att dessa även kommer att dominera i de för hållandevis små och fragmenterade områden som avsätts för naturvård (Appelqvist, 2005; Janzen, 1983; Ås, 1999).</w:t>
+      </w:r>
+    </w:p>
+    <w:p>
+      <w:r>
+        <w:t>Ett tydligt exempel på en generalist som gynnas av dagens skogsbruk är större märgborre på nydöd tall. Denna utvecklas förutom i vindfällen gärna i avverkningsavfall, inklusive avverkningsstubbar och röjningsstammar. Därmed har den större märgborren möjlighet att upprätthålla stora och stabila populationer på huvuddelen av landets skogsmark, vilket leder till en trivialisering av faunan. Större märgborre inverkar sannolikt direkt negativt på arter som tolvtandad barkborre (EN) och avlång barkborre (VU), och indirekt på de som är gynnade av blånadssvampar, dvs. följearter till framförallt mindre märgborre och skarptandad barkborre. De barkborrar som missgynnas av större märgborre är i mycket högre grad gynnade av tallar som dör genom självgallring, dvs. i normalfallet skog som inte används till skogsproduktion (Pettersson, 2014; Wikars, skriftl.).</w:t>
+      </w:r>
+    </w:p>
+    <w:p>
+      <w:r>
+        <w:t xml:space="preserve">Rika förekomster av främst mindre märgborre men även skarptandad barkborre är en signal för artrikedom och inventeringar har visat att det är i skogar med en naturlig självgallring som det skapas förutsättningar för dessa arter samt de efterföljande åtgärdsprogramsarterna (Pettersson, 2014; Hedgren, 2012). Tallskogar med stark förekomst av mindre märgborre och skarptandad barkborre bör avsättas som reservat. Generellt bör hänsyn tas vid slutavverkning av talldominerad skog så att avverkningsrester som gren- och toppdelar (s.k. GROT) lämnas. Mindre märgborre är typisk art för </w:t>
+      </w:r>
+      <w:r>
+        <w:rPr>
+          <w:i/>
+        </w:rPr>
+        <w:t>9060 Åsbarrskog</w:t>
+      </w:r>
+      <w:r>
+        <w:t xml:space="preserve"> (Pettersson, 2014; SLU Artdatabanken, 2026).</w:t>
+      </w:r>
+    </w:p>
+    <w:p>
+      <w:pPr>
+        <w:pStyle w:val="Heading2"/>
+      </w:pPr>
+      <w:r>
+        <w:t>Referenser – mindre märgborre</w:t>
+      </w:r>
+    </w:p>
+    <w:p>
+      <w:r>
+        <w:t xml:space="preserve">Appelqvist, T., 2005. </w:t>
+      </w:r>
+      <w:r>
+        <w:rPr>
+          <w:i/>
+        </w:rPr>
+        <w:t>Naturvårdsbiologisk forskning. Underlag för områdesskydd i landskapet.</w:t>
+      </w:r>
+      <w:r>
+        <w:t xml:space="preserve"> Naturvårdsverket, Rapport 5452.</w:t>
+      </w:r>
+    </w:p>
+    <w:p>
+      <w:r>
+        <w:t xml:space="preserve">Gunnarsson, B., Pettersson, R. B., Hake, M. och Hultengren, S. &amp; Sjöberg, K., 1999. </w:t>
+      </w:r>
+      <w:r>
+        <w:rPr>
+          <w:i/>
+        </w:rPr>
+        <w:t xml:space="preserve">Spindlar och skalbaggar som indikatorer i barrskog. </w:t>
+      </w:r>
+      <w:r>
+        <w:t>Skog &amp; Forskning, Nr. 2/99, s. 46–51.</w:t>
+      </w:r>
+    </w:p>
+    <w:p>
+      <w:r>
+        <w:t xml:space="preserve">Hedgren, O., 2012. </w:t>
+      </w:r>
+      <w:r>
+        <w:rPr>
+          <w:i/>
+        </w:rPr>
+        <w:t>Hotade insekter på tallved i Dalarna.</w:t>
+      </w:r>
+      <w:r>
+        <w:t xml:space="preserve"> Länsstyrelsen Dalarna, Naturvårdsenheten. Rapport 2012:16.</w:t>
+      </w:r>
+    </w:p>
+    <w:p>
+      <w:r>
+        <w:t xml:space="preserve">Hedgren, O. 2010. </w:t>
+      </w:r>
+      <w:r>
+        <w:rPr>
+          <w:i/>
+        </w:rPr>
+        <w:t>Vedinsekter i tallskog och på brandfält i Värmland.</w:t>
+      </w:r>
+      <w:r>
+        <w:t xml:space="preserve"> Länsstyrelsen Värmland, Stencil, 39 s.</w:t>
+      </w:r>
+    </w:p>
+    <w:p>
+      <w:r>
+        <w:t xml:space="preserve">Janzen, D. H., 1983. </w:t>
+      </w:r>
+      <w:r>
+        <w:rPr>
+          <w:i/>
+        </w:rPr>
+        <w:t>No park is an island: Increase in interference from outside as park size decreases</w:t>
+      </w:r>
+      <w:r>
+        <w:t>. Oikos 41: 402–410.</w:t>
+      </w:r>
+    </w:p>
+    <w:p>
+      <w:r>
+        <w:t xml:space="preserve">Jonsell, M., Weslien, J. &amp; Ehn ström, B., 1998. </w:t>
+      </w:r>
+      <w:r>
+        <w:rPr>
+          <w:i/>
+        </w:rPr>
+        <w:t>Substrate requirements of red-listed saproxylic invertebrates in Sweden</w:t>
+      </w:r>
+      <w:r>
+        <w:t>. Biodiversity and Conserv. 7: 749–764.</w:t>
+      </w:r>
+    </w:p>
+    <w:p>
+      <w:r>
+        <w:t xml:space="preserve">Pettersson, R. B., 2014). </w:t>
+      </w:r>
+      <w:r>
+        <w:rPr>
+          <w:i/>
+        </w:rPr>
+        <w:t>Åtgärdsprogram för skalbaggar på nyligen död tall, 2014–2018.</w:t>
+      </w:r>
+      <w:r>
+        <w:t xml:space="preserve"> Rapport 6599. Bromma: Naturvårdsverket.</w:t>
+      </w:r>
+    </w:p>
+    <w:p>
+      <w:r>
+        <w:t xml:space="preserve">SLU Artdatabanken, 2026. </w:t>
+      </w:r>
+      <w:r>
+        <w:rPr>
+          <w:i/>
+        </w:rPr>
+        <w:t xml:space="preserve">Artfaktablad. Naturvård – artfakta. </w:t>
+      </w:r>
+      <w:r>
+        <w:t>SLU Artdatabanken, Uppsala.</w:t>
+      </w:r>
+    </w:p>
+    <w:p>
+      <w:r>
+        <w:t xml:space="preserve">Wikars, L.-O., Hansson, J. &amp; Hedgren, O., 2010. </w:t>
+      </w:r>
+      <w:r>
+        <w:rPr>
+          <w:i/>
+        </w:rPr>
+        <w:t>Inventering av vedlevande skalbaggar – tallskogar i Örebro län.</w:t>
+      </w:r>
+      <w:r>
+        <w:t xml:space="preserve"> Länsstyrelsen i Örebro län, publ.nr. 2010:2.</w:t>
+      </w:r>
+    </w:p>
+    <w:p>
+      <w:r>
+        <w:t xml:space="preserve">Wikars, L.-O., 2009. </w:t>
+      </w:r>
+      <w:r>
+        <w:rPr>
+          <w:i/>
+        </w:rPr>
+        <w:t>Vedskalbaggar i Hamra nationalpark, Gävleborgs län.</w:t>
+      </w:r>
+      <w:r>
+        <w:t xml:space="preserve"> Länsstyrelsen Gävleborg, Rapport 2009:14.</w:t>
       </w:r>
     </w:p>
     <w:p>
@@ -1263,7 +1539,7 @@
     <w:r>
       <w:tab/>
       <w:tab/>
-      <w:t>2026-04-14</w:t>
+      <w:t>2026-04-15</w:t>
       <w:br/>
       <w:br/>
     </w:r>

--- a/klagomål/A 16664-2026 FSC-klagomål.docx
+++ b/klagomål/A 16664-2026 FSC-klagomål.docx
@@ -1539,7 +1539,7 @@
     <w:r>
       <w:tab/>
       <w:tab/>
-      <w:t>2026-04-15</w:t>
+      <w:t>2026-04-16</w:t>
       <w:br/>
       <w:br/>
     </w:r>

--- a/klagomål/A 16664-2026 FSC-klagomål.docx
+++ b/klagomål/A 16664-2026 FSC-klagomål.docx
@@ -1539,7 +1539,7 @@
     <w:r>
       <w:tab/>
       <w:tab/>
-      <w:t>2026-04-16</w:t>
+      <w:t>2026-04-17</w:t>
       <w:br/>
       <w:br/>
     </w:r>

--- a/klagomål/A 16664-2026 FSC-klagomål.docx
+++ b/klagomål/A 16664-2026 FSC-klagomål.docx
@@ -1539,7 +1539,7 @@
     <w:r>
       <w:tab/>
       <w:tab/>
-      <w:t>2026-04-17</w:t>
+      <w:t>2026-04-18</w:t>
       <w:br/>
       <w:br/>
     </w:r>

--- a/klagomål/A 16664-2026 FSC-klagomål.docx
+++ b/klagomål/A 16664-2026 FSC-klagomål.docx
@@ -1539,7 +1539,7 @@
     <w:r>
       <w:tab/>
       <w:tab/>
-      <w:t>2026-04-18</w:t>
+      <w:t>2026-04-19</w:t>
       <w:br/>
       <w:br/>
     </w:r>

--- a/klagomål/A 16664-2026 FSC-klagomål.docx
+++ b/klagomål/A 16664-2026 FSC-klagomål.docx
@@ -1539,7 +1539,7 @@
     <w:r>
       <w:tab/>
       <w:tab/>
-      <w:t>2026-04-19</w:t>
+      <w:t>2026-04-20</w:t>
       <w:br/>
       <w:br/>
     </w:r>

--- a/klagomål/A 16664-2026 FSC-klagomål.docx
+++ b/klagomål/A 16664-2026 FSC-klagomål.docx
@@ -1539,7 +1539,7 @@
     <w:r>
       <w:tab/>
       <w:tab/>
-      <w:t>2026-04-20</w:t>
+      <w:t>2026-04-21</w:t>
       <w:br/>
       <w:br/>
     </w:r>

--- a/klagomål/A 16664-2026 FSC-klagomål.docx
+++ b/klagomål/A 16664-2026 FSC-klagomål.docx
@@ -1539,7 +1539,7 @@
     <w:r>
       <w:tab/>
       <w:tab/>
-      <w:t>2026-04-21</w:t>
+      <w:t>2026-04-22</w:t>
       <w:br/>
       <w:br/>
     </w:r>

--- a/klagomål/A 16664-2026 FSC-klagomål.docx
+++ b/klagomål/A 16664-2026 FSC-klagomål.docx
@@ -1539,7 +1539,7 @@
     <w:r>
       <w:tab/>
       <w:tab/>
-      <w:t>2026-04-22</w:t>
+      <w:t>2026-04-23</w:t>
       <w:br/>
       <w:br/>
     </w:r>

--- a/klagomål/A 16664-2026 FSC-klagomål.docx
+++ b/klagomål/A 16664-2026 FSC-klagomål.docx
@@ -1539,7 +1539,7 @@
     <w:r>
       <w:tab/>
       <w:tab/>
-      <w:t>2026-04-23</w:t>
+      <w:t>2026-04-24</w:t>
       <w:br/>
       <w:br/>
     </w:r>

--- a/klagomål/A 16664-2026 FSC-klagomål.docx
+++ b/klagomål/A 16664-2026 FSC-klagomål.docx
@@ -1539,7 +1539,7 @@
     <w:r>
       <w:tab/>
       <w:tab/>
-      <w:t>2026-04-24</w:t>
+      <w:t>2026-04-25</w:t>
       <w:br/>
       <w:br/>
     </w:r>

--- a/klagomål/A 16664-2026 FSC-klagomål.docx
+++ b/klagomål/A 16664-2026 FSC-klagomål.docx
@@ -1539,7 +1539,7 @@
     <w:r>
       <w:tab/>
       <w:tab/>
-      <w:t>2026-04-25</w:t>
+      <w:t>2026-04-26</w:t>
       <w:br/>
       <w:br/>
     </w:r>

--- a/klagomål/A 16664-2026 FSC-klagomål.docx
+++ b/klagomål/A 16664-2026 FSC-klagomål.docx
@@ -1539,7 +1539,7 @@
     <w:r>
       <w:tab/>
       <w:tab/>
-      <w:t>2026-04-26</w:t>
+      <w:t>2026-04-27</w:t>
       <w:br/>
       <w:br/>
     </w:r>

--- a/klagomål/A 16664-2026 FSC-klagomål.docx
+++ b/klagomål/A 16664-2026 FSC-klagomål.docx
@@ -1539,7 +1539,7 @@
     <w:r>
       <w:tab/>
       <w:tab/>
-      <w:t>2026-05-16</w:t>
+      <w:t>2026-05-17</w:t>
       <w:br/>
       <w:br/>
     </w:r>

--- a/klagomål/A 16664-2026 FSC-klagomål.docx
+++ b/klagomål/A 16664-2026 FSC-klagomål.docx
@@ -1539,7 +1539,7 @@
     <w:r>
       <w:tab/>
       <w:tab/>
-      <w:t>2026-05-17</w:t>
+      <w:t>2026-05-18</w:t>
       <w:br/>
       <w:br/>
     </w:r>

--- a/klagomål/A 16664-2026 FSC-klagomål.docx
+++ b/klagomål/A 16664-2026 FSC-klagomål.docx
@@ -1539,7 +1539,7 @@
     <w:r>
       <w:tab/>
       <w:tab/>
-      <w:t>2026-05-18</w:t>
+      <w:t>2026-05-19</w:t>
       <w:br/>
       <w:br/>
     </w:r>

--- a/klagomål/A 16664-2026 FSC-klagomål.docx
+++ b/klagomål/A 16664-2026 FSC-klagomål.docx
@@ -1539,7 +1539,7 @@
     <w:r>
       <w:tab/>
       <w:tab/>
-      <w:t>2026-05-19</w:t>
+      <w:t>2026-05-20</w:t>
       <w:br/>
       <w:br/>
     </w:r>

--- a/klagomål/A 16664-2026 FSC-klagomål.docx
+++ b/klagomål/A 16664-2026 FSC-klagomål.docx
@@ -1539,7 +1539,7 @@
     <w:r>
       <w:tab/>
       <w:tab/>
-      <w:t>2026-05-20</w:t>
+      <w:t>2026-05-21</w:t>
       <w:br/>
       <w:br/>
     </w:r>

--- a/klagomål/A 16664-2026 FSC-klagomål.docx
+++ b/klagomål/A 16664-2026 FSC-klagomål.docx
@@ -1539,7 +1539,7 @@
     <w:r>
       <w:tab/>
       <w:tab/>
-      <w:t>2026-05-21</w:t>
+      <w:t>2026-05-22</w:t>
       <w:br/>
       <w:br/>
     </w:r>

--- a/klagomål/A 16664-2026 FSC-klagomål.docx
+++ b/klagomål/A 16664-2026 FSC-klagomål.docx
@@ -1539,7 +1539,7 @@
     <w:r>
       <w:tab/>
       <w:tab/>
-      <w:t>2026-05-22</w:t>
+      <w:t>2026-05-23</w:t>
       <w:br/>
       <w:br/>
     </w:r>

--- a/klagomål/A 16664-2026 FSC-klagomål.docx
+++ b/klagomål/A 16664-2026 FSC-klagomål.docx
@@ -1539,7 +1539,7 @@
     <w:r>
       <w:tab/>
       <w:tab/>
-      <w:t>2026-05-23</w:t>
+      <w:t>2026-05-24</w:t>
       <w:br/>
       <w:br/>
     </w:r>

--- a/klagomål/A 16664-2026 FSC-klagomål.docx
+++ b/klagomål/A 16664-2026 FSC-klagomål.docx
@@ -1539,7 +1539,7 @@
     <w:r>
       <w:tab/>
       <w:tab/>
-      <w:t>2026-05-24</w:t>
+      <w:t>2026-05-25</w:t>
       <w:br/>
       <w:br/>
     </w:r>

--- a/klagomål/A 16664-2026 FSC-klagomål.docx
+++ b/klagomål/A 16664-2026 FSC-klagomål.docx
@@ -1539,7 +1539,7 @@
     <w:r>
       <w:tab/>
       <w:tab/>
-      <w:t>2026-05-25</w:t>
+      <w:t>2026-05-26</w:t>
       <w:br/>
       <w:br/>
     </w:r>

--- a/klagomål/A 16664-2026 FSC-klagomål.docx
+++ b/klagomål/A 16664-2026 FSC-klagomål.docx
@@ -1539,7 +1539,7 @@
     <w:r>
       <w:tab/>
       <w:tab/>
-      <w:t>2026-05-26</w:t>
+      <w:t>2026-05-27</w:t>
       <w:br/>
       <w:br/>
     </w:r>

--- a/klagomål/A 16664-2026 FSC-klagomål.docx
+++ b/klagomål/A 16664-2026 FSC-klagomål.docx
@@ -1539,7 +1539,7 @@
     <w:r>
       <w:tab/>
       <w:tab/>
-      <w:t>2026-05-27</w:t>
+      <w:t>2026-05-28</w:t>
       <w:br/>
       <w:br/>
     </w:r>

--- a/klagomål/A 16664-2026 FSC-klagomål.docx
+++ b/klagomål/A 16664-2026 FSC-klagomål.docx
@@ -1539,7 +1539,7 @@
     <w:r>
       <w:tab/>
       <w:tab/>
-      <w:t>2026-05-28</w:t>
+      <w:t>2026-05-29</w:t>
       <w:br/>
       <w:br/>
     </w:r>

--- a/klagomål/A 16664-2026 FSC-klagomål.docx
+++ b/klagomål/A 16664-2026 FSC-klagomål.docx
@@ -1539,7 +1539,7 @@
     <w:r>
       <w:tab/>
       <w:tab/>
-      <w:t>2026-05-29</w:t>
+      <w:t>2026-05-30</w:t>
       <w:br/>
       <w:br/>
     </w:r>

--- a/klagomål/A 16664-2026 FSC-klagomål.docx
+++ b/klagomål/A 16664-2026 FSC-klagomål.docx
@@ -1539,7 +1539,7 @@
     <w:r>
       <w:tab/>
       <w:tab/>
-      <w:t>2026-05-30</w:t>
+      <w:t>2026-05-31</w:t>
       <w:br/>
       <w:br/>
     </w:r>

--- a/klagomål/A 16664-2026 FSC-klagomål.docx
+++ b/klagomål/A 16664-2026 FSC-klagomål.docx
@@ -1539,7 +1539,7 @@
     <w:r>
       <w:tab/>
       <w:tab/>
-      <w:t>2026-05-31</w:t>
+      <w:t>2026-06-01</w:t>
       <w:br/>
       <w:br/>
     </w:r>

--- a/klagomål/A 16664-2026 FSC-klagomål.docx
+++ b/klagomål/A 16664-2026 FSC-klagomål.docx
@@ -1539,7 +1539,7 @@
     <w:r>
       <w:tab/>
       <w:tab/>
-      <w:t>2026-06-01</w:t>
+      <w:t>2026-06-02</w:t>
       <w:br/>
       <w:br/>
     </w:r>

--- a/klagomål/A 16664-2026 FSC-klagomål.docx
+++ b/klagomål/A 16664-2026 FSC-klagomål.docx
@@ -1539,7 +1539,7 @@
     <w:r>
       <w:tab/>
       <w:tab/>
-      <w:t>2026-06-02</w:t>
+      <w:t>2026-06-03</w:t>
       <w:br/>
       <w:br/>
     </w:r>

--- a/klagomål/A 16664-2026 FSC-klagomål.docx
+++ b/klagomål/A 16664-2026 FSC-klagomål.docx
@@ -1539,7 +1539,7 @@
     <w:r>
       <w:tab/>
       <w:tab/>
-      <w:t>2026-06-03</w:t>
+      <w:t>2026-06-04</w:t>
       <w:br/>
       <w:br/>
     </w:r>

--- a/klagomål/A 16664-2026 FSC-klagomål.docx
+++ b/klagomål/A 16664-2026 FSC-klagomål.docx
@@ -1539,7 +1539,7 @@
     <w:r>
       <w:tab/>
       <w:tab/>
-      <w:t>2026-06-04</w:t>
+      <w:t>2026-06-05</w:t>
       <w:br/>
       <w:br/>
     </w:r>

--- a/klagomål/A 16664-2026 FSC-klagomål.docx
+++ b/klagomål/A 16664-2026 FSC-klagomål.docx
@@ -1539,7 +1539,7 @@
     <w:r>
       <w:tab/>
       <w:tab/>
-      <w:t>2026-06-05</w:t>
+      <w:t>2026-06-06</w:t>
       <w:br/>
       <w:br/>
     </w:r>

--- a/klagomål/A 16664-2026 FSC-klagomål.docx
+++ b/klagomål/A 16664-2026 FSC-klagomål.docx
@@ -1539,7 +1539,7 @@
     <w:r>
       <w:tab/>
       <w:tab/>
-      <w:t>2026-06-06</w:t>
+      <w:t>2026-06-07</w:t>
       <w:br/>
       <w:br/>
     </w:r>

--- a/klagomål/A 16664-2026 FSC-klagomål.docx
+++ b/klagomål/A 16664-2026 FSC-klagomål.docx
@@ -1539,7 +1539,7 @@
     <w:r>
       <w:tab/>
       <w:tab/>
-      <w:t>2026-06-07</w:t>
+      <w:t>2026-06-08</w:t>
       <w:br/>
       <w:br/>
     </w:r>

--- a/klagomål/A 16664-2026 FSC-klagomål.docx
+++ b/klagomål/A 16664-2026 FSC-klagomål.docx
@@ -1539,7 +1539,7 @@
     <w:r>
       <w:tab/>
       <w:tab/>
-      <w:t>2026-06-08</w:t>
+      <w:t>2026-06-09</w:t>
       <w:br/>
       <w:br/>
     </w:r>

--- a/klagomål/A 16664-2026 FSC-klagomål.docx
+++ b/klagomål/A 16664-2026 FSC-klagomål.docx
@@ -1539,7 +1539,7 @@
     <w:r>
       <w:tab/>
       <w:tab/>
-      <w:t>2026-06-09</w:t>
+      <w:t>2026-06-10</w:t>
       <w:br/>
       <w:br/>
     </w:r>

--- a/klagomål/A 16664-2026 FSC-klagomål.docx
+++ b/klagomål/A 16664-2026 FSC-klagomål.docx
@@ -1539,7 +1539,7 @@
     <w:r>
       <w:tab/>
       <w:tab/>
-      <w:t>2026-06-10</w:t>
+      <w:t>2026-06-11</w:t>
       <w:br/>
       <w:br/>
     </w:r>

--- a/klagomål/A 16664-2026 FSC-klagomål.docx
+++ b/klagomål/A 16664-2026 FSC-klagomål.docx
@@ -1539,7 +1539,7 @@
     <w:r>
       <w:tab/>
       <w:tab/>
-      <w:t>2026-06-11</w:t>
+      <w:t>2026-06-12</w:t>
       <w:br/>
       <w:br/>
     </w:r>

--- a/klagomål/A 16664-2026 FSC-klagomål.docx
+++ b/klagomål/A 16664-2026 FSC-klagomål.docx
@@ -1539,7 +1539,7 @@
     <w:r>
       <w:tab/>
       <w:tab/>
-      <w:t>2026-06-12</w:t>
+      <w:t>2026-06-13</w:t>
       <w:br/>
       <w:br/>
     </w:r>

--- a/klagomål/A 16664-2026 FSC-klagomål.docx
+++ b/klagomål/A 16664-2026 FSC-klagomål.docx
@@ -1539,7 +1539,7 @@
     <w:r>
       <w:tab/>
       <w:tab/>
-      <w:t>2026-06-13</w:t>
+      <w:t>2026-06-14</w:t>
       <w:br/>
       <w:br/>
     </w:r>

--- a/klagomål/A 16664-2026 FSC-klagomål.docx
+++ b/klagomål/A 16664-2026 FSC-klagomål.docx
@@ -1548,7 +1548,7 @@
     <w:r>
       <w:tab/>
       <w:tab/>
-      <w:t>2026-07-13</w:t>
+      <w:t>2026-07-14</w:t>
       <w:br/>
       <w:br/>
     </w:r>

--- a/klagomål/A 16664-2026 FSC-klagomål.docx
+++ b/klagomål/A 16664-2026 FSC-klagomål.docx
@@ -1548,7 +1548,7 @@
     <w:r>
       <w:tab/>
       <w:tab/>
-      <w:t>2026-07-14</w:t>
+      <w:t>2026-07-15</w:t>
       <w:br/>
       <w:br/>
     </w:r>

--- a/klagomål/A 16664-2026 FSC-klagomål.docx
+++ b/klagomål/A 16664-2026 FSC-klagomål.docx
@@ -1548,7 +1548,7 @@
     <w:r>
       <w:tab/>
       <w:tab/>
-      <w:t>2026-07-15</w:t>
+      <w:t>2026-07-16</w:t>
       <w:br/>
       <w:br/>
     </w:r>

--- a/klagomål/A 16664-2026 FSC-klagomål.docx
+++ b/klagomål/A 16664-2026 FSC-klagomål.docx
@@ -1548,7 +1548,7 @@
     <w:r>
       <w:tab/>
       <w:tab/>
-      <w:t>2026-07-16</w:t>
+      <w:t>2026-07-17</w:t>
       <w:br/>
       <w:br/>
     </w:r>

--- a/klagomål/A 16664-2026 FSC-klagomål.docx
+++ b/klagomål/A 16664-2026 FSC-klagomål.docx
@@ -1548,7 +1548,7 @@
     <w:r>
       <w:tab/>
       <w:tab/>
-      <w:t>2026-07-17</w:t>
+      <w:t>2026-07-18</w:t>
       <w:br/>
       <w:br/>
     </w:r>

--- a/klagomål/A 16664-2026 FSC-klagomål.docx
+++ b/klagomål/A 16664-2026 FSC-klagomål.docx
@@ -1548,7 +1548,7 @@
     <w:r>
       <w:tab/>
       <w:tab/>
-      <w:t>2026-07-18</w:t>
+      <w:t>2026-07-19</w:t>
       <w:br/>
       <w:br/>
     </w:r>

--- a/klagomål/A 16664-2026 FSC-klagomål.docx
+++ b/klagomål/A 16664-2026 FSC-klagomål.docx
@@ -1548,7 +1548,7 @@
     <w:r>
       <w:tab/>
       <w:tab/>
-      <w:t>2026-07-19</w:t>
+      <w:t>2026-07-20</w:t>
       <w:br/>
       <w:br/>
     </w:r>

--- a/klagomål/A 16664-2026 FSC-klagomål.docx
+++ b/klagomål/A 16664-2026 FSC-klagomål.docx
@@ -1548,7 +1548,7 @@
     <w:r>
       <w:tab/>
       <w:tab/>
-      <w:t>2026-07-20</w:t>
+      <w:t>2026-07-21</w:t>
       <w:br/>
       <w:br/>
     </w:r>

--- a/klagomål/A 16664-2026 FSC-klagomål.docx
+++ b/klagomål/A 16664-2026 FSC-klagomål.docx
@@ -1548,7 +1548,7 @@
     <w:r>
       <w:tab/>
       <w:tab/>
-      <w:t>2026-07-21</w:t>
+      <w:t>2026-07-22</w:t>
       <w:br/>
       <w:br/>
     </w:r>

--- a/klagomål/A 16664-2026 FSC-klagomål.docx
+++ b/klagomål/A 16664-2026 FSC-klagomål.docx
@@ -1548,7 +1548,7 @@
     <w:r>
       <w:tab/>
       <w:tab/>
-      <w:t>2026-07-22</w:t>
+      <w:t>2026-07-23</w:t>
       <w:br/>
       <w:br/>
     </w:r>

--- a/klagomål/A 16664-2026 FSC-klagomål.docx
+++ b/klagomål/A 16664-2026 FSC-klagomål.docx
@@ -1548,7 +1548,7 @@
     <w:r>
       <w:tab/>
       <w:tab/>
-      <w:t>2026-07-23</w:t>
+      <w:t>2026-07-24</w:t>
       <w:br/>
       <w:br/>
     </w:r>

--- a/klagomål/A 16664-2026 FSC-klagomål.docx
+++ b/klagomål/A 16664-2026 FSC-klagomål.docx
@@ -1548,7 +1548,7 @@
     <w:r>
       <w:tab/>
       <w:tab/>
-      <w:t>2026-07-24</w:t>
+      <w:t>2026-07-25</w:t>
       <w:br/>
       <w:br/>
     </w:r>

--- a/klagomål/A 16664-2026 FSC-klagomål.docx
+++ b/klagomål/A 16664-2026 FSC-klagomål.docx
@@ -1548,7 +1548,7 @@
     <w:r>
       <w:tab/>
       <w:tab/>
-      <w:t>2026-07-25</w:t>
+      <w:t>2026-07-26</w:t>
       <w:br/>
       <w:br/>
     </w:r>

--- a/klagomål/A 16664-2026 FSC-klagomål.docx
+++ b/klagomål/A 16664-2026 FSC-klagomål.docx
@@ -1548,7 +1548,7 @@
     <w:r>
       <w:tab/>
       <w:tab/>
-      <w:t>2026-07-26</w:t>
+      <w:t>2026-07-27</w:t>
       <w:br/>
       <w:br/>
     </w:r>

--- a/klagomål/A 16664-2026 FSC-klagomål.docx
+++ b/klagomål/A 16664-2026 FSC-klagomål.docx
@@ -1548,7 +1548,7 @@
     <w:r>
       <w:tab/>
       <w:tab/>
-      <w:t>2026-07-27</w:t>
+      <w:t>2026-07-28</w:t>
       <w:br/>
       <w:br/>
     </w:r>

--- a/klagomål/A 16664-2026 FSC-klagomål.docx
+++ b/klagomål/A 16664-2026 FSC-klagomål.docx
@@ -1548,7 +1548,7 @@
     <w:r>
       <w:tab/>
       <w:tab/>
-      <w:t>2026-07-28</w:t>
+      <w:t>2026-07-29</w:t>
       <w:br/>
       <w:br/>
     </w:r>

--- a/klagomål/A 16664-2026 FSC-klagomål.docx
+++ b/klagomål/A 16664-2026 FSC-klagomål.docx
@@ -1548,7 +1548,7 @@
     <w:r>
       <w:tab/>
       <w:tab/>
-      <w:t>2026-07-29</w:t>
+      <w:t>2026-07-30</w:t>
       <w:br/>
       <w:br/>
     </w:r>

--- a/klagomål/A 16664-2026 FSC-klagomål.docx
+++ b/klagomål/A 16664-2026 FSC-klagomål.docx
@@ -1548,7 +1548,7 @@
     <w:r>
       <w:tab/>
       <w:tab/>
-      <w:t>2026-07-30</w:t>
+      <w:t>2026-07-31</w:t>
       <w:br/>
       <w:br/>
     </w:r>

--- a/klagomål/A 16664-2026 FSC-klagomål.docx
+++ b/klagomål/A 16664-2026 FSC-klagomål.docx
@@ -1548,7 +1548,7 @@
     <w:r>
       <w:tab/>
       <w:tab/>
-      <w:t>2026-07-31</w:t>
+      <w:t>2026-08-01</w:t>
       <w:br/>
       <w:br/>
     </w:r>

--- a/klagomål/A 16664-2026 FSC-klagomål.docx
+++ b/klagomål/A 16664-2026 FSC-klagomål.docx
@@ -1548,7 +1548,7 @@
     <w:r>
       <w:tab/>
       <w:tab/>
-      <w:t>2026-08-01</w:t>
+      <w:t>2026-08-02</w:t>
       <w:br/>
       <w:br/>
     </w:r>

--- a/klagomål/A 16664-2026 FSC-klagomål.docx
+++ b/klagomål/A 16664-2026 FSC-klagomål.docx
@@ -1548,7 +1548,7 @@
     <w:r>
       <w:tab/>
       <w:tab/>
-      <w:t>2026-08-02</w:t>
+      <w:t>2026-08-03</w:t>
       <w:br/>
       <w:br/>
     </w:r>

--- a/klagomål/A 16664-2026 FSC-klagomål.docx
+++ b/klagomål/A 16664-2026 FSC-klagomål.docx
@@ -1548,7 +1548,7 @@
     <w:r>
       <w:tab/>
       <w:tab/>
-      <w:t>2026-08-03</w:t>
+      <w:t>2026-08-05</w:t>
       <w:br/>
       <w:br/>
     </w:r>

--- a/klagomål/A 16664-2026 FSC-klagomål.docx
+++ b/klagomål/A 16664-2026 FSC-klagomål.docx
@@ -1548,7 +1548,7 @@
     <w:r>
       <w:tab/>
       <w:tab/>
-      <w:t>2026-08-05</w:t>
+      <w:t>2026-08-07</w:t>
       <w:br/>
       <w:br/>
     </w:r>

--- a/klagomål/A 16664-2026 FSC-klagomål.docx
+++ b/klagomål/A 16664-2026 FSC-klagomål.docx
@@ -1548,7 +1548,7 @@
     <w:r>
       <w:tab/>
       <w:tab/>
-      <w:t>2026-08-07</w:t>
+      <w:t>2026-08-08</w:t>
       <w:br/>
       <w:br/>
     </w:r>

--- a/klagomål/A 16664-2026 FSC-klagomål.docx
+++ b/klagomål/A 16664-2026 FSC-klagomål.docx
@@ -216,7 +216,7 @@
         <w:spacing w:after="240"/>
       </w:pPr>
       <w:r>
-        <w:t>Figur 1. Fyndplatser för naturvårdsarter i och inom 14 meter från avverkningsanmälan. Markörer utan svart kant är placerade på fyndplatsen. Markörer med svart kant är placerade vid sidan av fyndplatsen har ett svart streck som visar fyndplatsens exakta position. Kartans mittpunktskoordinat är N 6519441, E 348482 i SWEREF 99 TM.</w:t>
+        <w:t>Figur 1. Fyndplatser för naturvårdsarter i och inom 14 meter från avverkningsanmälan. Markörer utan svart kant är placerade på fyndplatsen. Markörer med svart kant är placerade vid sidan av fyndplatsen och har ett svart streck som visar fyndplatsens exakta position. Kartans mittpunktskoordinat är N 6519441, E 348482 i SWEREF 99 TM.</w:t>
       </w:r>
     </w:p>
     <w:p>
@@ -1548,7 +1548,7 @@
     <w:r>
       <w:tab/>
       <w:tab/>
-      <w:t>2026-08-14</w:t>
+      <w:t>2026-08-15</w:t>
       <w:br/>
       <w:br/>
     </w:r>

--- a/klagomål/A 16664-2026 FSC-klagomål.docx
+++ b/klagomål/A 16664-2026 FSC-klagomål.docx
@@ -1548,7 +1548,7 @@
     <w:r>
       <w:tab/>
       <w:tab/>
-      <w:t>2026-08-15</w:t>
+      <w:t>2026-08-16</w:t>
       <w:br/>
       <w:br/>
     </w:r>

--- a/klagomål/A 16664-2026 FSC-klagomål.docx
+++ b/klagomål/A 16664-2026 FSC-klagomål.docx
@@ -1548,7 +1548,7 @@
     <w:r>
       <w:tab/>
       <w:tab/>
-      <w:t>2026-08-16</w:t>
+      <w:t>2026-08-17</w:t>
       <w:br/>
       <w:br/>
     </w:r>

--- a/klagomål/A 16664-2026 FSC-klagomål.docx
+++ b/klagomål/A 16664-2026 FSC-klagomål.docx
@@ -1548,7 +1548,7 @@
     <w:r>
       <w:tab/>
       <w:tab/>
-      <w:t>2026-08-17</w:t>
+      <w:t>2026-08-18</w:t>
       <w:br/>
       <w:br/>
     </w:r>

--- a/klagomål/A 16664-2026 FSC-klagomål.docx
+++ b/klagomål/A 16664-2026 FSC-klagomål.docx
@@ -1548,7 +1548,7 @@
     <w:r>
       <w:tab/>
       <w:tab/>
-      <w:t>2026-08-18</w:t>
+      <w:t>2026-08-19</w:t>
       <w:br/>
       <w:br/>
     </w:r>

--- a/klagomål/A 16664-2026 FSC-klagomål.docx
+++ b/klagomål/A 16664-2026 FSC-klagomål.docx
@@ -1548,7 +1548,7 @@
     <w:r>
       <w:tab/>
       <w:tab/>
-      <w:t>2026-08-19</w:t>
+      <w:t>2026-08-20</w:t>
       <w:br/>
       <w:br/>
     </w:r>

--- a/klagomål/A 16664-2026 FSC-klagomål.docx
+++ b/klagomål/A 16664-2026 FSC-klagomål.docx
@@ -1548,7 +1548,7 @@
     <w:r>
       <w:tab/>
       <w:tab/>
-      <w:t>2026-08-20</w:t>
+      <w:t>2026-08-21</w:t>
       <w:br/>
       <w:br/>
     </w:r>

--- a/klagomål/A 16664-2026 FSC-klagomål.docx
+++ b/klagomål/A 16664-2026 FSC-klagomål.docx
@@ -1548,7 +1548,7 @@
     <w:r>
       <w:tab/>
       <w:tab/>
-      <w:t>2026-08-21</w:t>
+      <w:t>2026-08-22</w:t>
       <w:br/>
       <w:br/>
     </w:r>

--- a/klagomål/A 16664-2026 FSC-klagomål.docx
+++ b/klagomål/A 16664-2026 FSC-klagomål.docx
@@ -1548,7 +1548,7 @@
     <w:r>
       <w:tab/>
       <w:tab/>
-      <w:t>2026-08-22</w:t>
+      <w:t>2026-08-23</w:t>
       <w:br/>
       <w:br/>
     </w:r>

--- a/klagomål/A 16664-2026 FSC-klagomål.docx
+++ b/klagomål/A 16664-2026 FSC-klagomål.docx
@@ -216,12 +216,12 @@
         <w:spacing w:after="240"/>
       </w:pPr>
       <w:r>
-        <w:t>Figur 1. Fyndplatser för naturvårdsarter i och inom 14 meter från avverkningsanmälan. Markörer utan svart kant är placerade på fyndplatsen. Markörer med svart kant är placerade vid sidan av fyndplatsen och har ett svart streck som visar fyndplatsens exakta position. Kartans mittpunktskoordinat är N 6519441, E 348482 i SWEREF 99 TM.</w:t>
+        <w:t>Figur 1. Fyndplatser för naturvårdsarter i och inom 25 meter från avverkningsanmälan. Markörer utan svart kant är placerade på fyndplatsen. Markörer med svart kant är placerade vid sidan av fyndplatsen och har ett svart streck som visar fyndplatsens exakta position. Kartans mittpunktskoordinat är N 6519441, E 348482 i SWEREF 99 TM.</w:t>
       </w:r>
     </w:p>
     <w:p>
       <w:r>
-        <w:t>I och inom 14 meter från avverkningsanmälan finns fynd av 19 naturvårdsarter, varav 3 är rödlistade, 3 är fridlysta, 14 är typiska (T) och 13 är signalarter (S): svart askbastborre (NT), sårläka (NT, T), vedtrappmossa (NT, T), blek stjärnmossa (S, T), brandticka (S), fällmossa (S, T), grov baronmossa (S, T), grön sköldmossa (S, T, §8), guldlockmossa (S, T), mindre märgborre (S, T), platt fjädermossa (S, T), stubbspretmossa (S, T), thomsons trägnagare (S), traslav (S), trädporella (S, T), vågbandad barkbock (S), blåsippa (T, §9), spillkråka (T, §4) och vitsippa (T). Se Figur 1.</w:t>
+        <w:t>I och inom 25 meter från avverkningsanmälan finns fynd av 19 naturvårdsarter, varav 3 är rödlistade, 3 är fridlysta, 14 är typiska (T) och 13 är signalarter (S): svart askbastborre (NT), sårläka (NT, T), vedtrappmossa (NT, T), blek stjärnmossa (S, T), brandticka (S), fällmossa (S, T), grov baronmossa (S, T), grön sköldmossa (S, T, §8), guldlockmossa (S, T), mindre märgborre (S, T), platt fjädermossa (S, T), stubbspretmossa (S, T), thomsons trägnagare (S), traslav (S), trädporella (S, T), vågbandad barkbock (S), blåsippa (T, §9), spillkråka (T, §4) och vitsippa (T). Se Figur 1.</w:t>
       </w:r>
     </w:p>
     <w:p>
@@ -1548,7 +1548,7 @@
     <w:r>
       <w:tab/>
       <w:tab/>
-      <w:t>2026-08-23</w:t>
+      <w:t>2026-08-24</w:t>
       <w:br/>
       <w:br/>
     </w:r>

--- a/klagomål/A 16664-2026 FSC-klagomål.docx
+++ b/klagomål/A 16664-2026 FSC-klagomål.docx
@@ -1548,7 +1548,7 @@
     <w:r>
       <w:tab/>
       <w:tab/>
-      <w:t>2026-08-24</w:t>
+      <w:t>2026-08-25</w:t>
       <w:br/>
       <w:br/>
     </w:r>

--- a/klagomål/A 16664-2026 FSC-klagomål.docx
+++ b/klagomål/A 16664-2026 FSC-klagomål.docx
@@ -1548,7 +1548,7 @@
     <w:r>
       <w:tab/>
       <w:tab/>
-      <w:t>2026-08-25</w:t>
+      <w:t>2026-08-26</w:t>
       <w:br/>
       <w:br/>
     </w:r>

--- a/klagomål/A 16664-2026 FSC-klagomål.docx
+++ b/klagomål/A 16664-2026 FSC-klagomål.docx
@@ -1548,7 +1548,7 @@
     <w:r>
       <w:tab/>
       <w:tab/>
-      <w:t>2026-08-26</w:t>
+      <w:t>2026-08-27</w:t>
       <w:br/>
       <w:br/>
     </w:r>

--- a/klagomål/A 16664-2026 FSC-klagomål.docx
+++ b/klagomål/A 16664-2026 FSC-klagomål.docx
@@ -1548,7 +1548,7 @@
     <w:r>
       <w:tab/>
       <w:tab/>
-      <w:t>2026-08-27</w:t>
+      <w:t>2026-08-28</w:t>
       <w:br/>
       <w:br/>
     </w:r>

--- a/klagomål/A 16664-2026 FSC-klagomål.docx
+++ b/klagomål/A 16664-2026 FSC-klagomål.docx
@@ -1548,7 +1548,7 @@
     <w:r>
       <w:tab/>
       <w:tab/>
-      <w:t>2026-08-28</w:t>
+      <w:t>2026-08-29</w:t>
       <w:br/>
       <w:br/>
     </w:r>

--- a/klagomål/A 16664-2026 FSC-klagomål.docx
+++ b/klagomål/A 16664-2026 FSC-klagomål.docx
@@ -1548,7 +1548,7 @@
     <w:r>
       <w:tab/>
       <w:tab/>
-      <w:t>2026-08-29</w:t>
+      <w:t>2026-08-31</w:t>
       <w:br/>
       <w:br/>
     </w:r>

--- a/klagomål/A 16664-2026 FSC-klagomål.docx
+++ b/klagomål/A 16664-2026 FSC-klagomål.docx
@@ -1548,7 +1548,7 @@
     <w:r>
       <w:tab/>
       <w:tab/>
-      <w:t>2026-08-31</w:t>
+      <w:t>2026-09-01</w:t>
       <w:br/>
       <w:br/>
     </w:r>

--- a/klagomål/A 16664-2026 FSC-klagomål.docx
+++ b/klagomål/A 16664-2026 FSC-klagomål.docx
@@ -1548,7 +1548,7 @@
     <w:r>
       <w:tab/>
       <w:tab/>
-      <w:t>2026-09-01</w:t>
+      <w:t>2026-09-02</w:t>
       <w:br/>
       <w:br/>
     </w:r>

--- a/klagomål/A 16664-2026 FSC-klagomål.docx
+++ b/klagomål/A 16664-2026 FSC-klagomål.docx
@@ -1548,7 +1548,7 @@
     <w:r>
       <w:tab/>
       <w:tab/>
-      <w:t>2026-09-02</w:t>
+      <w:t>2026-09-03</w:t>
       <w:br/>
       <w:br/>
     </w:r>

--- a/klagomål/A 16664-2026 FSC-klagomål.docx
+++ b/klagomål/A 16664-2026 FSC-klagomål.docx
@@ -1548,7 +1548,7 @@
     <w:r>
       <w:tab/>
       <w:tab/>
-      <w:t>2026-09-03</w:t>
+      <w:t>2026-09-04</w:t>
       <w:br/>
       <w:br/>
     </w:r>

--- a/klagomål/A 16664-2026 FSC-klagomål.docx
+++ b/klagomål/A 16664-2026 FSC-klagomål.docx
@@ -1548,7 +1548,7 @@
     <w:r>
       <w:tab/>
       <w:tab/>
-      <w:t>2026-09-04</w:t>
+      <w:t>2026-09-05</w:t>
       <w:br/>
       <w:br/>
     </w:r>

--- a/klagomål/A 16664-2026 FSC-klagomål.docx
+++ b/klagomål/A 16664-2026 FSC-klagomål.docx
@@ -1548,7 +1548,7 @@
     <w:r>
       <w:tab/>
       <w:tab/>
-      <w:t>2026-09-05</w:t>
+      <w:t>2026-09-06</w:t>
       <w:br/>
       <w:br/>
     </w:r>

--- a/klagomål/A 16664-2026 FSC-klagomål.docx
+++ b/klagomål/A 16664-2026 FSC-klagomål.docx
@@ -1548,7 +1548,7 @@
     <w:r>
       <w:tab/>
       <w:tab/>
-      <w:t>2026-09-06</w:t>
+      <w:t>2026-09-07</w:t>
       <w:br/>
       <w:br/>
     </w:r>

--- a/klagomål/A 16664-2026 FSC-klagomål.docx
+++ b/klagomål/A 16664-2026 FSC-klagomål.docx
@@ -1548,7 +1548,7 @@
     <w:r>
       <w:tab/>
       <w:tab/>
-      <w:t>2026-09-07</w:t>
+      <w:t>2026-09-08</w:t>
       <w:br/>
       <w:br/>
     </w:r>

--- a/klagomål/A 16664-2026 FSC-klagomål.docx
+++ b/klagomål/A 16664-2026 FSC-klagomål.docx
@@ -1548,7 +1548,7 @@
     <w:r>
       <w:tab/>
       <w:tab/>
-      <w:t>2026-09-08</w:t>
+      <w:t>2026-09-09</w:t>
       <w:br/>
       <w:br/>
     </w:r>

--- a/klagomål/A 16664-2026 FSC-klagomål.docx
+++ b/klagomål/A 16664-2026 FSC-klagomål.docx
@@ -1548,7 +1548,7 @@
     <w:r>
       <w:tab/>
       <w:tab/>
-      <w:t>2026-09-09</w:t>
+      <w:t>2026-09-10</w:t>
       <w:br/>
       <w:br/>
     </w:r>

--- a/klagomål/A 16664-2026 FSC-klagomål.docx
+++ b/klagomål/A 16664-2026 FSC-klagomål.docx
@@ -1548,7 +1548,7 @@
     <w:r>
       <w:tab/>
       <w:tab/>
-      <w:t>2026-09-10</w:t>
+      <w:t>2026-09-11</w:t>
       <w:br/>
       <w:br/>
     </w:r>

--- a/klagomål/A 16664-2026 FSC-klagomål.docx
+++ b/klagomål/A 16664-2026 FSC-klagomål.docx
@@ -1548,7 +1548,7 @@
     <w:r>
       <w:tab/>
       <w:tab/>
-      <w:t>2026-09-11</w:t>
+      <w:t>2026-09-12</w:t>
       <w:br/>
       <w:br/>
     </w:r>

--- a/klagomål/A 16664-2026 FSC-klagomål.docx
+++ b/klagomål/A 16664-2026 FSC-klagomål.docx
@@ -1548,7 +1548,7 @@
     <w:r>
       <w:tab/>
       <w:tab/>
-      <w:t>2026-09-12</w:t>
+      <w:t>2026-09-13</w:t>
       <w:br/>
       <w:br/>
     </w:r>
